--- a/Запорожец/coursework/zadanie.docx
+++ b/Запорожец/coursework/zadanie.docx
@@ -230,18 +230,8 @@
           <w:sz w:val="24"/>
           <w:szCs w:val="24"/>
         </w:rPr>
-        <w:t xml:space="preserve">И.О. Зав. кафедрой </w:t>
+        <w:t>И.О. Зав. кафедрой ВТиП</w:t>
       </w:r>
-      <w:proofErr w:type="spellStart"/>
-      <w:r>
-        <w:rPr>
-          <w:rFonts w:ascii="Times New Roman" w:hAnsi="Times New Roman"/>
-          <w:sz w:val="24"/>
-          <w:szCs w:val="24"/>
-        </w:rPr>
-        <w:t>ВТиП</w:t>
-      </w:r>
-      <w:proofErr w:type="spellEnd"/>
     </w:p>
     <w:p>
       <w:pPr>
@@ -427,7 +417,23 @@
           <w:sz w:val="24"/>
           <w:szCs w:val="24"/>
         </w:rPr>
-        <w:t>Тема «Разработка программы для планирования использования производственных ресурсов»</w:t>
+        <w:t>Тема «</w:t>
+      </w:r>
+      <w:r>
+        <w:rPr>
+          <w:rFonts w:ascii="Times New Roman" w:hAnsi="Times New Roman"/>
+          <w:sz w:val="24"/>
+          <w:szCs w:val="24"/>
+        </w:rPr>
+        <w:t>РАЗРАБОТКА СИСТЕМЫ УЧЁТА ПРОКАТА СПОРТИВНОГО ИНВЕНТАРЯ</w:t>
+      </w:r>
+      <w:r>
+        <w:rPr>
+          <w:rFonts w:ascii="Times New Roman" w:hAnsi="Times New Roman"/>
+          <w:sz w:val="24"/>
+          <w:szCs w:val="24"/>
+        </w:rPr>
+        <w:t>»</w:t>
       </w:r>
     </w:p>
     <w:p>
